--- a/Launcher/Templates/F_Акт_публічне сповіщення кTV.docx
+++ b/Launcher/Templates/F_Акт_публічне сповіщення кTV.docx
@@ -1,6 +1,6 @@
 
 <file path=word/document.xml><?xml version="1.0" encoding="utf-8"?>
-<w:document xmlns:wpc="http://schemas.microsoft.com/office/word/2010/wordprocessingCanvas" xmlns:cx="http://schemas.microsoft.com/office/drawing/2014/chartex" xmlns:cx1="http://schemas.microsoft.com/office/drawing/2015/9/8/chartex" xmlns:cx2="http://schemas.microsoft.com/office/drawing/2015/10/21/chartex" xmlns:cx3="http://schemas.microsoft.com/office/drawing/2016/5/9/chartex" xmlns:cx4="http://schemas.microsoft.com/office/drawing/2016/5/10/chartex" xmlns:cx5="http://schemas.microsoft.com/office/drawing/2016/5/11/chartex" xmlns:cx6="http://schemas.microsoft.com/office/drawing/2016/5/12/chartex" xmlns:cx7="http://schemas.microsoft.com/office/drawing/2016/5/13/chartex" xmlns:cx8="http://schemas.microsoft.com/office/drawing/2016/5/14/chartex" xmlns:mc="http://schemas.openxmlformats.org/markup-compatibility/2006" xmlns:aink="http://schemas.microsoft.com/office/drawing/2016/ink" xmlns:am3d="http://schemas.microsoft.com/office/drawing/2017/model3d" xmlns:o="urn:schemas-microsoft-com:office:office" xmlns:r="http://schemas.openxmlformats.org/officeDocument/2006/relationships" xmlns:m="http://schemas.openxmlformats.org/officeDocument/2006/math" xmlns:v="urn:schemas-microsoft-com:vml" xmlns:wp14="http://schemas.microsoft.com/office/word/2010/wordprocessingDrawing" xmlns:wp="http://schemas.openxmlformats.org/drawingml/2006/wordprocessingDrawing" xmlns:w10="urn:schemas-microsoft-com:office:word" xmlns:w="http://schemas.openxmlformats.org/wordprocessingml/2006/main" xmlns:w14="http://schemas.microsoft.com/office/word/2010/wordml" xmlns:w15="http://schemas.microsoft.com/office/word/2012/wordml" xmlns:w16cid="http://schemas.microsoft.com/office/word/2016/wordml/cid" xmlns:w16se="http://schemas.microsoft.com/office/word/2015/wordml/symex" xmlns:wpg="http://schemas.microsoft.com/office/word/2010/wordprocessingGroup" xmlns:wpi="http://schemas.microsoft.com/office/word/2010/wordprocessingInk" xmlns:wne="http://schemas.microsoft.com/office/word/2006/wordml" xmlns:wps="http://schemas.microsoft.com/office/word/2010/wordprocessingShape" mc:Ignorable="w14 w15 w16se w16cid wp14">
+<w:document xmlns:wpc="http://schemas.microsoft.com/office/word/2010/wordprocessingCanvas" xmlns:cx="http://schemas.microsoft.com/office/drawing/2014/chartex" xmlns:cx1="http://schemas.microsoft.com/office/drawing/2015/9/8/chartex" xmlns:mc="http://schemas.openxmlformats.org/markup-compatibility/2006" xmlns:o="urn:schemas-microsoft-com:office:office" xmlns:r="http://schemas.openxmlformats.org/officeDocument/2006/relationships" xmlns:m="http://schemas.openxmlformats.org/officeDocument/2006/math" xmlns:v="urn:schemas-microsoft-com:vml" xmlns:wp14="http://schemas.microsoft.com/office/word/2010/wordprocessingDrawing" xmlns:wp="http://schemas.openxmlformats.org/drawingml/2006/wordprocessingDrawing" xmlns:w10="urn:schemas-microsoft-com:office:word" xmlns:w="http://schemas.openxmlformats.org/wordprocessingml/2006/main" xmlns:w14="http://schemas.microsoft.com/office/word/2010/wordml" xmlns:w15="http://schemas.microsoft.com/office/word/2012/wordml" xmlns:w16se="http://schemas.microsoft.com/office/word/2015/wordml/symex" xmlns:wpg="http://schemas.microsoft.com/office/word/2010/wordprocessingGroup" xmlns:wpi="http://schemas.microsoft.com/office/word/2010/wordprocessingInk" xmlns:wne="http://schemas.microsoft.com/office/word/2006/wordml" xmlns:wps="http://schemas.microsoft.com/office/word/2010/wordprocessingShape" mc:Ignorable="w14 w15 w16se wp14">
   <w:body>
     <w:p>
       <w:pPr>
@@ -674,14 +674,31 @@
           <w:sz w:val="22"/>
           <w:szCs w:val="22"/>
         </w:rPr>
-        <w:t>Державна організація “Українське агентство  з авторських  та суміжних  прав”</w:t>
-      </w:r>
-      <w:r>
-        <w:rPr>
-          <w:sz w:val="22"/>
-          <w:szCs w:val="22"/>
-        </w:rPr>
-        <w:t xml:space="preserve"> /далі - ДО УААСП/</w:t>
+        <w:t>Громадська</w:t>
+      </w:r>
+      <w:r>
+        <w:rPr>
+          <w:b/>
+          <w:sz w:val="22"/>
+          <w:szCs w:val="22"/>
+        </w:rPr>
+        <w:t xml:space="preserve"> організація “Українське агентство  з авторських  та суміжних  прав”</w:t>
+      </w:r>
+      <w:r>
+        <w:rPr>
+          <w:sz w:val="22"/>
+          <w:szCs w:val="22"/>
+        </w:rPr>
+        <w:t xml:space="preserve"> /далі - Г</w:t>
+      </w:r>
+      <w:bookmarkStart w:id="0" w:name="_GoBack"/>
+      <w:bookmarkEnd w:id="0"/>
+      <w:r>
+        <w:rPr>
+          <w:sz w:val="22"/>
+          <w:szCs w:val="22"/>
+        </w:rPr>
+        <w:t>О УААСП/</w:t>
       </w:r>
       <w:r>
         <w:rPr>
@@ -963,8 +980,6 @@
         </w:rPr>
         <w:t xml:space="preserve"> </w:t>
       </w:r>
-      <w:bookmarkStart w:id="0" w:name="_GoBack"/>
-      <w:bookmarkEnd w:id="0"/>
       <w:r>
         <w:rPr>
           <w:sz w:val="22"/>
@@ -3629,7 +3644,7 @@
 </file>
 
 <file path=word/styles.xml><?xml version="1.0" encoding="utf-8"?>
-<w:styles xmlns:mc="http://schemas.openxmlformats.org/markup-compatibility/2006" xmlns:r="http://schemas.openxmlformats.org/officeDocument/2006/relationships" xmlns:w="http://schemas.openxmlformats.org/wordprocessingml/2006/main" xmlns:w14="http://schemas.microsoft.com/office/word/2010/wordml" xmlns:w15="http://schemas.microsoft.com/office/word/2012/wordml" xmlns:w16cid="http://schemas.microsoft.com/office/word/2016/wordml/cid" xmlns:w16se="http://schemas.microsoft.com/office/word/2015/wordml/symex" mc:Ignorable="w14 w15 w16se w16cid">
+<w:styles xmlns:mc="http://schemas.openxmlformats.org/markup-compatibility/2006" xmlns:r="http://schemas.openxmlformats.org/officeDocument/2006/relationships" xmlns:w="http://schemas.openxmlformats.org/wordprocessingml/2006/main" xmlns:w14="http://schemas.microsoft.com/office/word/2010/wordml" xmlns:w15="http://schemas.microsoft.com/office/word/2012/wordml" xmlns:w16se="http://schemas.microsoft.com/office/word/2015/wordml/symex" mc:Ignorable="w14 w15 w16se">
   <w:docDefaults>
     <w:rPrDefault>
       <w:rPr>
@@ -3645,7 +3660,7 @@
       </w:pPr>
     </w:pPrDefault>
   </w:docDefaults>
-  <w:latentStyles w:defLockedState="0" w:defUIPriority="99" w:defSemiHidden="0" w:defUnhideWhenUsed="0" w:defQFormat="0" w:count="375">
+  <w:latentStyles w:defLockedState="0" w:defUIPriority="99" w:defSemiHidden="0" w:defUnhideWhenUsed="0" w:defQFormat="0" w:count="371">
     <w:lsdException w:name="Normal" w:uiPriority="0" w:qFormat="1"/>
     <w:lsdException w:name="heading 1" w:uiPriority="9" w:qFormat="1"/>
     <w:lsdException w:name="heading 2" w:semiHidden="1" w:uiPriority="9" w:unhideWhenUsed="1" w:qFormat="1"/>
@@ -4017,10 +4032,6 @@
     <w:lsdException w:name="List Table 5 Dark Accent 6" w:uiPriority="50"/>
     <w:lsdException w:name="List Table 6 Colorful Accent 6" w:uiPriority="51"/>
     <w:lsdException w:name="List Table 7 Colorful Accent 6" w:uiPriority="52"/>
-    <w:lsdException w:name="Mention" w:semiHidden="1" w:unhideWhenUsed="1"/>
-    <w:lsdException w:name="Smart Hyperlink" w:semiHidden="1" w:unhideWhenUsed="1"/>
-    <w:lsdException w:name="Hashtag" w:semiHidden="1" w:unhideWhenUsed="1"/>
-    <w:lsdException w:name="Unresolved Mention" w:semiHidden="1" w:unhideWhenUsed="1"/>
   </w:latentStyles>
   <w:style w:type="paragraph" w:default="1" w:styleId="a">
     <w:name w:val="Normal"/>
@@ -4137,7 +4148,7 @@
 </file>
 
 <file path=word/glossary/document.xml><?xml version="1.0" encoding="utf-8"?>
-<w:glossaryDocument xmlns:wpc="http://schemas.microsoft.com/office/word/2010/wordprocessingCanvas" xmlns:cx="http://schemas.microsoft.com/office/drawing/2014/chartex" xmlns:cx1="http://schemas.microsoft.com/office/drawing/2015/9/8/chartex" xmlns:cx2="http://schemas.microsoft.com/office/drawing/2015/10/21/chartex" xmlns:cx3="http://schemas.microsoft.com/office/drawing/2016/5/9/chartex" xmlns:cx4="http://schemas.microsoft.com/office/drawing/2016/5/10/chartex" xmlns:cx5="http://schemas.microsoft.com/office/drawing/2016/5/11/chartex" xmlns:cx6="http://schemas.microsoft.com/office/drawing/2016/5/12/chartex" xmlns:cx7="http://schemas.microsoft.com/office/drawing/2016/5/13/chartex" xmlns:cx8="http://schemas.microsoft.com/office/drawing/2016/5/14/chartex" xmlns:mc="http://schemas.openxmlformats.org/markup-compatibility/2006" xmlns:aink="http://schemas.microsoft.com/office/drawing/2016/ink" xmlns:am3d="http://schemas.microsoft.com/office/drawing/2017/model3d" xmlns:o="urn:schemas-microsoft-com:office:office" xmlns:r="http://schemas.openxmlformats.org/officeDocument/2006/relationships" xmlns:m="http://schemas.openxmlformats.org/officeDocument/2006/math" xmlns:v="urn:schemas-microsoft-com:vml" xmlns:wp14="http://schemas.microsoft.com/office/word/2010/wordprocessingDrawing" xmlns:wp="http://schemas.openxmlformats.org/drawingml/2006/wordprocessingDrawing" xmlns:w10="urn:schemas-microsoft-com:office:word" xmlns:w="http://schemas.openxmlformats.org/wordprocessingml/2006/main" xmlns:w14="http://schemas.microsoft.com/office/word/2010/wordml" xmlns:w15="http://schemas.microsoft.com/office/word/2012/wordml" xmlns:w16cid="http://schemas.microsoft.com/office/word/2016/wordml/cid" xmlns:w16se="http://schemas.microsoft.com/office/word/2015/wordml/symex" xmlns:wpg="http://schemas.microsoft.com/office/word/2010/wordprocessingGroup" xmlns:wpi="http://schemas.microsoft.com/office/word/2010/wordprocessingInk" xmlns:wne="http://schemas.microsoft.com/office/word/2006/wordml" xmlns:wps="http://schemas.microsoft.com/office/word/2010/wordprocessingShape" mc:Ignorable="w14 w15 w16se w16cid wp14">
+<w:glossaryDocument xmlns:wpc="http://schemas.microsoft.com/office/word/2010/wordprocessingCanvas" xmlns:cx="http://schemas.microsoft.com/office/drawing/2014/chartex" xmlns:cx1="http://schemas.microsoft.com/office/drawing/2015/9/8/chartex" xmlns:mc="http://schemas.openxmlformats.org/markup-compatibility/2006" xmlns:o="urn:schemas-microsoft-com:office:office" xmlns:r="http://schemas.openxmlformats.org/officeDocument/2006/relationships" xmlns:m="http://schemas.openxmlformats.org/officeDocument/2006/math" xmlns:v="urn:schemas-microsoft-com:vml" xmlns:wp14="http://schemas.microsoft.com/office/word/2010/wordprocessingDrawing" xmlns:wp="http://schemas.openxmlformats.org/drawingml/2006/wordprocessingDrawing" xmlns:w10="urn:schemas-microsoft-com:office:word" xmlns:w="http://schemas.openxmlformats.org/wordprocessingml/2006/main" xmlns:w14="http://schemas.microsoft.com/office/word/2010/wordml" xmlns:w15="http://schemas.microsoft.com/office/word/2012/wordml" xmlns:w16se="http://schemas.microsoft.com/office/word/2015/wordml/symex" xmlns:wpg="http://schemas.microsoft.com/office/word/2010/wordprocessingGroup" xmlns:wpi="http://schemas.microsoft.com/office/word/2010/wordprocessingInk" xmlns:wne="http://schemas.microsoft.com/office/word/2006/wordml" xmlns:wps="http://schemas.microsoft.com/office/word/2010/wordprocessingShape" mc:Ignorable="w14 w15 w16se wp14">
   <w:docParts>
     <w:docPart>
       <w:docPartPr>
@@ -4576,13 +4587,13 @@
 </file>
 
 <file path=word/glossary/fontTable.xml><?xml version="1.0" encoding="utf-8"?>
-<w:fonts xmlns:mc="http://schemas.openxmlformats.org/markup-compatibility/2006" xmlns:r="http://schemas.openxmlformats.org/officeDocument/2006/relationships" xmlns:w="http://schemas.openxmlformats.org/wordprocessingml/2006/main" xmlns:w14="http://schemas.microsoft.com/office/word/2010/wordml" xmlns:w15="http://schemas.microsoft.com/office/word/2012/wordml" xmlns:w16cid="http://schemas.microsoft.com/office/word/2016/wordml/cid" xmlns:w16se="http://schemas.microsoft.com/office/word/2015/wordml/symex" mc:Ignorable="w14 w15 w16se w16cid">
+<w:fonts xmlns:mc="http://schemas.openxmlformats.org/markup-compatibility/2006" xmlns:r="http://schemas.openxmlformats.org/officeDocument/2006/relationships" xmlns:w="http://schemas.openxmlformats.org/wordprocessingml/2006/main" xmlns:w14="http://schemas.microsoft.com/office/word/2010/wordml" xmlns:w15="http://schemas.microsoft.com/office/word/2012/wordml" xmlns:w16se="http://schemas.microsoft.com/office/word/2015/wordml/symex" mc:Ignorable="w14 w15 w16se">
   <w:font w:name="Calibri">
     <w:panose1 w:val="020F0502020204030204"/>
     <w:charset w:val="CC"/>
     <w:family w:val="swiss"/>
     <w:pitch w:val="variable"/>
-    <w:sig w:usb0="E0002AFF" w:usb1="C000247B" w:usb2="00000009" w:usb3="00000000" w:csb0="000001FF" w:csb1="00000000"/>
+    <w:sig w:usb0="E4002EFF" w:usb1="C000247B" w:usb2="00000009" w:usb3="00000000" w:csb0="000001FF" w:csb1="00000000"/>
   </w:font>
   <w:font w:name="Times New Roman">
     <w:panose1 w:val="02020603050405020304"/>
@@ -4604,13 +4615,13 @@
     <w:charset w:val="CC"/>
     <w:family w:val="swiss"/>
     <w:pitch w:val="variable"/>
-    <w:sig w:usb0="E0002AFF" w:usb1="C000247B" w:usb2="00000009" w:usb3="00000000" w:csb0="000001FF" w:csb1="00000000"/>
+    <w:sig w:usb0="E4002EFF" w:usb1="C000247B" w:usb2="00000009" w:usb3="00000000" w:csb0="000001FF" w:csb1="00000000"/>
   </w:font>
 </w:fonts>
 </file>
 
 <file path=word/glossary/settings.xml><?xml version="1.0" encoding="utf-8"?>
-<w:settings xmlns:mc="http://schemas.openxmlformats.org/markup-compatibility/2006" xmlns:o="urn:schemas-microsoft-com:office:office" xmlns:r="http://schemas.openxmlformats.org/officeDocument/2006/relationships" xmlns:m="http://schemas.openxmlformats.org/officeDocument/2006/math" xmlns:v="urn:schemas-microsoft-com:vml" xmlns:w10="urn:schemas-microsoft-com:office:word" xmlns:w="http://schemas.openxmlformats.org/wordprocessingml/2006/main" xmlns:w14="http://schemas.microsoft.com/office/word/2010/wordml" xmlns:w15="http://schemas.microsoft.com/office/word/2012/wordml" xmlns:w16cid="http://schemas.microsoft.com/office/word/2016/wordml/cid" xmlns:w16se="http://schemas.microsoft.com/office/word/2015/wordml/symex" xmlns:sl="http://schemas.openxmlformats.org/schemaLibrary/2006/main" mc:Ignorable="w14 w15 w16se w16cid">
+<w:settings xmlns:mc="http://schemas.openxmlformats.org/markup-compatibility/2006" xmlns:o="urn:schemas-microsoft-com:office:office" xmlns:r="http://schemas.openxmlformats.org/officeDocument/2006/relationships" xmlns:m="http://schemas.openxmlformats.org/officeDocument/2006/math" xmlns:v="urn:schemas-microsoft-com:vml" xmlns:w10="urn:schemas-microsoft-com:office:word" xmlns:w="http://schemas.openxmlformats.org/wordprocessingml/2006/main" xmlns:w14="http://schemas.microsoft.com/office/word/2010/wordml" xmlns:w15="http://schemas.microsoft.com/office/word/2012/wordml" xmlns:w16se="http://schemas.microsoft.com/office/word/2015/wordml/symex" xmlns:sl="http://schemas.openxmlformats.org/schemaLibrary/2006/main" mc:Ignorable="w14 w15 w16se">
   <w:view w:val="normal"/>
   <w:defaultTabStop w:val="708"/>
   <w:characterSpacingControl w:val="doNotCompress"/>
@@ -4621,7 +4632,6 @@
     <w:compatSetting w:name="enableOpenTypeFeatures" w:uri="http://schemas.microsoft.com/office/word" w:val="1"/>
     <w:compatSetting w:name="doNotFlipMirrorIndents" w:uri="http://schemas.microsoft.com/office/word" w:val="1"/>
     <w:compatSetting w:name="differentiateMultirowTableHeaders" w:uri="http://schemas.microsoft.com/office/word" w:val="1"/>
-    <w:compatSetting w:name="useWord2013TrackBottomHyphenation" w:uri="http://schemas.microsoft.com/office/word" w:val="0"/>
   </w:compat>
   <w:rsids>
     <w:rsidRoot w:val="00335D4F"/>
@@ -4660,7 +4670,7 @@
 </file>
 
 <file path=word/glossary/styles.xml><?xml version="1.0" encoding="utf-8"?>
-<w:styles xmlns:mc="http://schemas.openxmlformats.org/markup-compatibility/2006" xmlns:r="http://schemas.openxmlformats.org/officeDocument/2006/relationships" xmlns:w="http://schemas.openxmlformats.org/wordprocessingml/2006/main" xmlns:w14="http://schemas.microsoft.com/office/word/2010/wordml" xmlns:w15="http://schemas.microsoft.com/office/word/2012/wordml" xmlns:w16cid="http://schemas.microsoft.com/office/word/2016/wordml/cid" xmlns:w16se="http://schemas.microsoft.com/office/word/2015/wordml/symex" mc:Ignorable="w14 w15 w16se w16cid">
+<w:styles xmlns:mc="http://schemas.openxmlformats.org/markup-compatibility/2006" xmlns:r="http://schemas.openxmlformats.org/officeDocument/2006/relationships" xmlns:w="http://schemas.openxmlformats.org/wordprocessingml/2006/main" xmlns:w14="http://schemas.microsoft.com/office/word/2010/wordml" xmlns:w15="http://schemas.microsoft.com/office/word/2012/wordml" xmlns:w16se="http://schemas.microsoft.com/office/word/2015/wordml/symex" mc:Ignorable="w14 w15 w16se">
   <w:docDefaults>
     <w:rPrDefault>
       <w:rPr>
@@ -4676,7 +4686,7 @@
       </w:pPr>
     </w:pPrDefault>
   </w:docDefaults>
-  <w:latentStyles w:defLockedState="0" w:defUIPriority="99" w:defSemiHidden="0" w:defUnhideWhenUsed="0" w:defQFormat="0" w:count="375">
+  <w:latentStyles w:defLockedState="0" w:defUIPriority="99" w:defSemiHidden="0" w:defUnhideWhenUsed="0" w:defQFormat="0" w:count="371">
     <w:lsdException w:name="Normal" w:uiPriority="0" w:qFormat="1"/>
     <w:lsdException w:name="heading 1" w:uiPriority="9" w:qFormat="1"/>
     <w:lsdException w:name="heading 2" w:semiHidden="1" w:uiPriority="9" w:unhideWhenUsed="1" w:qFormat="1"/>
@@ -5048,10 +5058,6 @@
     <w:lsdException w:name="List Table 5 Dark Accent 6" w:uiPriority="50"/>
     <w:lsdException w:name="List Table 6 Colorful Accent 6" w:uiPriority="51"/>
     <w:lsdException w:name="List Table 7 Colorful Accent 6" w:uiPriority="52"/>
-    <w:lsdException w:name="Mention" w:semiHidden="1" w:unhideWhenUsed="1"/>
-    <w:lsdException w:name="Smart Hyperlink" w:semiHidden="1" w:unhideWhenUsed="1"/>
-    <w:lsdException w:name="Hashtag" w:semiHidden="1" w:unhideWhenUsed="1"/>
-    <w:lsdException w:name="Unresolved Mention" w:semiHidden="1" w:unhideWhenUsed="1"/>
   </w:latentStyles>
   <w:style w:type="paragraph" w:default="1" w:styleId="a">
     <w:name w:val="Normal"/>
@@ -5158,7 +5164,7 @@
 </file>
 
 <file path=word/glossary/webSettings.xml><?xml version="1.0" encoding="utf-8"?>
-<w:webSettings xmlns:mc="http://schemas.openxmlformats.org/markup-compatibility/2006" xmlns:r="http://schemas.openxmlformats.org/officeDocument/2006/relationships" xmlns:w="http://schemas.openxmlformats.org/wordprocessingml/2006/main" xmlns:w14="http://schemas.microsoft.com/office/word/2010/wordml" xmlns:w15="http://schemas.microsoft.com/office/word/2012/wordml" xmlns:w16cid="http://schemas.microsoft.com/office/word/2016/wordml/cid" xmlns:w16se="http://schemas.microsoft.com/office/word/2015/wordml/symex" mc:Ignorable="w14 w15 w16se w16cid">
+<w:webSettings xmlns:mc="http://schemas.openxmlformats.org/markup-compatibility/2006" xmlns:r="http://schemas.openxmlformats.org/officeDocument/2006/relationships" xmlns:w="http://schemas.openxmlformats.org/wordprocessingml/2006/main" xmlns:w14="http://schemas.microsoft.com/office/word/2010/wordml" xmlns:w15="http://schemas.microsoft.com/office/word/2012/wordml" xmlns:w16se="http://schemas.microsoft.com/office/word/2015/wordml/symex" mc:Ignorable="w14 w15 w16se">
   <w:optimizeForBrowser/>
   <w:allowPNG/>
 </w:webSettings>
